--- a/reports/四川生物医药产业集团创新事业部政策信息简报_20260824.docx
+++ b/reports/四川生物医药产业集团创新事业部政策信息简报_20260824.docx
@@ -357,242 +357,6 @@
                 <w:color w:val="000000"/>
                 <w:sz w:val="24"/>
               </w:rPr>
-              <w:t>退役军人事务部 教育部 民政部 财政部 住房城乡建设部 国家卫生健康委 国家医保局关于　印发《困难退役军人帮扶援助工作规范》的通知　　困难退役军人帮扶援助工作规范</w:t>
-            </w:r>
-          </w:p>
-        </w:tc>
-        <w:tc>
-          <w:tcPr>
-            <w:tcW w:type="dxa" w:w="2154"/>
-            <w:tcBorders>
-              <w:top w:val="none"/>
-              <w:left w:val="none"/>
-              <w:bottom w:val="none"/>
-              <w:right w:val="none"/>
-            </w:tcBorders>
-          </w:tcPr>
-          <w:p>
-            <w:pPr>
-              <w:spacing w:line="240" w:lineRule="auto" w:before="60" w:after="60"/>
-              <w:ind w:firstLine="0"/>
-              <w:jc w:val="left"/>
-            </w:pPr>
-            <w:r/>
-            <w:r>
-              <w:rPr>
-                <w:rFonts w:ascii="Times New Roman" w:hAnsi="Times New Roman" w:eastAsia="方正仿宋简体" w:cs="Times New Roman"/>
-                <w:b w:val="0"/>
-                <w:i w:val="0"/>
-                <w:color w:val="000000"/>
-                <w:sz w:val="24"/>
-              </w:rPr>
-              <w:t>国务院政策文件库</w:t>
-            </w:r>
-          </w:p>
-        </w:tc>
-        <w:tc>
-          <w:tcPr>
-            <w:tcW w:type="dxa" w:w="1361"/>
-            <w:tcBorders>
-              <w:top w:val="none"/>
-              <w:left w:val="none"/>
-              <w:bottom w:val="none"/>
-              <w:right w:val="none"/>
-            </w:tcBorders>
-          </w:tcPr>
-          <w:p>
-            <w:pPr>
-              <w:spacing w:line="240" w:lineRule="auto" w:before="60" w:after="60"/>
-              <w:ind w:firstLine="0"/>
-              <w:jc w:val="center"/>
-            </w:pPr>
-            <w:r/>
-            <w:r>
-              <w:rPr>
-                <w:rFonts w:ascii="Times New Roman" w:hAnsi="Times New Roman" w:eastAsia="方正仿宋简体" w:cs="Times New Roman"/>
-                <w:b w:val="0"/>
-                <w:i w:val="0"/>
-                <w:color w:val="000000"/>
-                <w:sz w:val="24"/>
-              </w:rPr>
-              <w:t>2025-03-30</w:t>
-            </w:r>
-          </w:p>
-        </w:tc>
-      </w:tr>
-      <w:tr>
-        <w:tc>
-          <w:tcPr>
-            <w:tcW w:type="dxa" w:w="794"/>
-            <w:tcBorders>
-              <w:top w:val="none"/>
-              <w:left w:val="none"/>
-              <w:bottom w:val="none"/>
-              <w:right w:val="none"/>
-            </w:tcBorders>
-          </w:tcPr>
-          <w:p>
-            <w:pPr>
-              <w:spacing w:line="240" w:lineRule="auto" w:before="60" w:after="60"/>
-              <w:ind w:firstLine="0"/>
-              <w:jc w:val="center"/>
-            </w:pPr>
-            <w:r/>
-            <w:r>
-              <w:rPr>
-                <w:rFonts w:ascii="Times New Roman" w:hAnsi="Times New Roman" w:eastAsia="方正仿宋简体" w:cs="Times New Roman"/>
-                <w:b w:val="0"/>
-                <w:i w:val="0"/>
-                <w:color w:val="000000"/>
-                <w:sz w:val="24"/>
-              </w:rPr>
-              <w:t>3</w:t>
-            </w:r>
-          </w:p>
-        </w:tc>
-        <w:tc>
-          <w:tcPr>
-            <w:tcW w:type="dxa" w:w="4535"/>
-            <w:tcBorders>
-              <w:top w:val="none"/>
-              <w:left w:val="none"/>
-              <w:bottom w:val="none"/>
-              <w:right w:val="none"/>
-            </w:tcBorders>
-          </w:tcPr>
-          <w:p>
-            <w:pPr>
-              <w:spacing w:line="240" w:lineRule="auto" w:before="60" w:after="60"/>
-              <w:ind w:firstLine="0"/>
-              <w:jc w:val="left"/>
-            </w:pPr>
-            <w:r/>
-            <w:r>
-              <w:rPr>
-                <w:rFonts w:ascii="Times New Roman" w:hAnsi="Times New Roman" w:eastAsia="方正仿宋简体" w:cs="Times New Roman"/>
-                <w:b w:val="0"/>
-                <w:i w:val="0"/>
-                <w:color w:val="000000"/>
-                <w:sz w:val="24"/>
-              </w:rPr>
-              <w:t>关于印发2023年度全国三级公立医院绩效监测分析情况的通报</w:t>
-            </w:r>
-          </w:p>
-        </w:tc>
-        <w:tc>
-          <w:tcPr>
-            <w:tcW w:type="dxa" w:w="2154"/>
-            <w:tcBorders>
-              <w:top w:val="none"/>
-              <w:left w:val="none"/>
-              <w:bottom w:val="none"/>
-              <w:right w:val="none"/>
-            </w:tcBorders>
-          </w:tcPr>
-          <w:p>
-            <w:pPr>
-              <w:spacing w:line="240" w:lineRule="auto" w:before="60" w:after="60"/>
-              <w:ind w:firstLine="0"/>
-              <w:jc w:val="left"/>
-            </w:pPr>
-            <w:r/>
-            <w:r>
-              <w:rPr>
-                <w:rFonts w:ascii="Times New Roman" w:hAnsi="Times New Roman" w:eastAsia="方正仿宋简体" w:cs="Times New Roman"/>
-                <w:b w:val="0"/>
-                <w:i w:val="0"/>
-                <w:color w:val="000000"/>
-                <w:sz w:val="24"/>
-              </w:rPr>
-              <w:t>国家卫生健康委 国家发展改革委 教育部 财政部 人力资源社会保障部 国家医保局 国家中医药局</w:t>
-            </w:r>
-          </w:p>
-        </w:tc>
-        <w:tc>
-          <w:tcPr>
-            <w:tcW w:type="dxa" w:w="1361"/>
-            <w:tcBorders>
-              <w:top w:val="none"/>
-              <w:left w:val="none"/>
-              <w:bottom w:val="none"/>
-              <w:right w:val="none"/>
-            </w:tcBorders>
-          </w:tcPr>
-          <w:p>
-            <w:pPr>
-              <w:spacing w:line="240" w:lineRule="auto" w:before="60" w:after="60"/>
-              <w:ind w:firstLine="0"/>
-              <w:jc w:val="center"/>
-            </w:pPr>
-            <w:r/>
-            <w:r>
-              <w:rPr>
-                <w:rFonts w:ascii="Times New Roman" w:hAnsi="Times New Roman" w:eastAsia="方正仿宋简体" w:cs="Times New Roman"/>
-                <w:b w:val="0"/>
-                <w:i w:val="0"/>
-                <w:color w:val="000000"/>
-                <w:sz w:val="24"/>
-              </w:rPr>
-              <w:t>2025-03-28</w:t>
-            </w:r>
-          </w:p>
-        </w:tc>
-      </w:tr>
-      <w:tr>
-        <w:tc>
-          <w:tcPr>
-            <w:tcW w:type="dxa" w:w="794"/>
-            <w:tcBorders>
-              <w:top w:val="none"/>
-              <w:left w:val="none"/>
-              <w:bottom w:val="none"/>
-              <w:right w:val="none"/>
-            </w:tcBorders>
-          </w:tcPr>
-          <w:p>
-            <w:pPr>
-              <w:spacing w:line="240" w:lineRule="auto" w:before="60" w:after="60"/>
-              <w:ind w:firstLine="0"/>
-              <w:jc w:val="center"/>
-            </w:pPr>
-            <w:r/>
-            <w:r>
-              <w:rPr>
-                <w:rFonts w:ascii="Times New Roman" w:hAnsi="Times New Roman" w:eastAsia="方正仿宋简体" w:cs="Times New Roman"/>
-                <w:b w:val="0"/>
-                <w:i w:val="0"/>
-                <w:color w:val="000000"/>
-                <w:sz w:val="24"/>
-              </w:rPr>
-              <w:t>4</w:t>
-            </w:r>
-          </w:p>
-        </w:tc>
-        <w:tc>
-          <w:tcPr>
-            <w:tcW w:type="dxa" w:w="4535"/>
-            <w:tcBorders>
-              <w:top w:val="none"/>
-              <w:left w:val="none"/>
-              <w:bottom w:val="none"/>
-              <w:right w:val="none"/>
-            </w:tcBorders>
-          </w:tcPr>
-          <w:p>
-            <w:pPr>
-              <w:spacing w:line="240" w:lineRule="auto" w:before="60" w:after="60"/>
-              <w:ind w:firstLine="0"/>
-              <w:jc w:val="left"/>
-            </w:pPr>
-            <w:r/>
-            <w:r>
-              <w:rPr>
-                <w:rFonts w:ascii="Times New Roman" w:hAnsi="Times New Roman" w:eastAsia="方正仿宋简体" w:cs="Times New Roman"/>
-                <w:b w:val="0"/>
-                <w:i w:val="0"/>
-                <w:color w:val="000000"/>
-                <w:sz w:val="24"/>
-              </w:rPr>
               <w:t>国务院就业促进和劳动保护工作领导小组关于印发《加力重点领域、重点行业、城乡基层和中小微企业岗位挖潜扩容 支持重点群体就业创业实施方案》的通知</w:t>
             </w:r>
           </w:p>
@@ -682,6 +446,242 @@
                 <w:color w:val="000000"/>
                 <w:sz w:val="24"/>
               </w:rPr>
+              <w:t>3</w:t>
+            </w:r>
+          </w:p>
+        </w:tc>
+        <w:tc>
+          <w:tcPr>
+            <w:tcW w:type="dxa" w:w="4535"/>
+            <w:tcBorders>
+              <w:top w:val="none"/>
+              <w:left w:val="none"/>
+              <w:bottom w:val="none"/>
+              <w:right w:val="none"/>
+            </w:tcBorders>
+          </w:tcPr>
+          <w:p>
+            <w:pPr>
+              <w:spacing w:line="240" w:lineRule="auto" w:before="60" w:after="60"/>
+              <w:ind w:firstLine="0"/>
+              <w:jc w:val="left"/>
+            </w:pPr>
+            <w:r/>
+            <w:r>
+              <w:rPr>
+                <w:rFonts w:ascii="Times New Roman" w:hAnsi="Times New Roman" w:eastAsia="方正仿宋简体" w:cs="Times New Roman"/>
+                <w:b w:val="0"/>
+                <w:i w:val="0"/>
+                <w:color w:val="000000"/>
+                <w:sz w:val="24"/>
+              </w:rPr>
+              <w:t>国家医保局印发《神经系统类医疗服务价格项目立项指南（试行）》（脑机接口价格单独立项）</w:t>
+            </w:r>
+          </w:p>
+        </w:tc>
+        <w:tc>
+          <w:tcPr>
+            <w:tcW w:type="dxa" w:w="2154"/>
+            <w:tcBorders>
+              <w:top w:val="none"/>
+              <w:left w:val="none"/>
+              <w:bottom w:val="none"/>
+              <w:right w:val="none"/>
+            </w:tcBorders>
+          </w:tcPr>
+          <w:p>
+            <w:pPr>
+              <w:spacing w:line="240" w:lineRule="auto" w:before="60" w:after="60"/>
+              <w:ind w:firstLine="0"/>
+              <w:jc w:val="left"/>
+            </w:pPr>
+            <w:r/>
+            <w:r>
+              <w:rPr>
+                <w:rFonts w:ascii="Times New Roman" w:hAnsi="Times New Roman" w:eastAsia="方正仿宋简体" w:cs="Times New Roman"/>
+                <w:b w:val="0"/>
+                <w:i w:val="0"/>
+                <w:color w:val="000000"/>
+                <w:sz w:val="24"/>
+              </w:rPr>
+              <w:t>国家医疗保障局</w:t>
+            </w:r>
+          </w:p>
+        </w:tc>
+        <w:tc>
+          <w:tcPr>
+            <w:tcW w:type="dxa" w:w="1361"/>
+            <w:tcBorders>
+              <w:top w:val="none"/>
+              <w:left w:val="none"/>
+              <w:bottom w:val="none"/>
+              <w:right w:val="none"/>
+            </w:tcBorders>
+          </w:tcPr>
+          <w:p>
+            <w:pPr>
+              <w:spacing w:line="240" w:lineRule="auto" w:before="60" w:after="60"/>
+              <w:ind w:firstLine="0"/>
+              <w:jc w:val="center"/>
+            </w:pPr>
+            <w:r/>
+            <w:r>
+              <w:rPr>
+                <w:rFonts w:ascii="Times New Roman" w:hAnsi="Times New Roman" w:eastAsia="方正仿宋简体" w:cs="Times New Roman"/>
+                <w:b w:val="0"/>
+                <w:i w:val="0"/>
+                <w:color w:val="000000"/>
+                <w:sz w:val="24"/>
+              </w:rPr>
+              <w:t>2025-03-12</w:t>
+            </w:r>
+          </w:p>
+        </w:tc>
+      </w:tr>
+      <w:tr>
+        <w:tc>
+          <w:tcPr>
+            <w:tcW w:type="dxa" w:w="794"/>
+            <w:tcBorders>
+              <w:top w:val="none"/>
+              <w:left w:val="none"/>
+              <w:bottom w:val="none"/>
+              <w:right w:val="none"/>
+            </w:tcBorders>
+          </w:tcPr>
+          <w:p>
+            <w:pPr>
+              <w:spacing w:line="240" w:lineRule="auto" w:before="60" w:after="60"/>
+              <w:ind w:firstLine="0"/>
+              <w:jc w:val="center"/>
+            </w:pPr>
+            <w:r/>
+            <w:r>
+              <w:rPr>
+                <w:rFonts w:ascii="Times New Roman" w:hAnsi="Times New Roman" w:eastAsia="方正仿宋简体" w:cs="Times New Roman"/>
+                <w:b w:val="0"/>
+                <w:i w:val="0"/>
+                <w:color w:val="000000"/>
+                <w:sz w:val="24"/>
+              </w:rPr>
+              <w:t>4</w:t>
+            </w:r>
+          </w:p>
+        </w:tc>
+        <w:tc>
+          <w:tcPr>
+            <w:tcW w:type="dxa" w:w="4535"/>
+            <w:tcBorders>
+              <w:top w:val="none"/>
+              <w:left w:val="none"/>
+              <w:bottom w:val="none"/>
+              <w:right w:val="none"/>
+            </w:tcBorders>
+          </w:tcPr>
+          <w:p>
+            <w:pPr>
+              <w:spacing w:line="240" w:lineRule="auto" w:before="60" w:after="60"/>
+              <w:ind w:firstLine="0"/>
+              <w:jc w:val="left"/>
+            </w:pPr>
+            <w:r/>
+            <w:r>
+              <w:rPr>
+                <w:rFonts w:ascii="Times New Roman" w:hAnsi="Times New Roman" w:eastAsia="方正仿宋简体" w:cs="Times New Roman"/>
+                <w:b w:val="0"/>
+                <w:i w:val="0"/>
+                <w:color w:val="000000"/>
+                <w:sz w:val="24"/>
+              </w:rPr>
+              <w:t>国家卫生健康委 民政部 国家医保局 国家中医药局 国家疾控局关于促进医养结合服务高　质量发展的指导意见</w:t>
+            </w:r>
+          </w:p>
+        </w:tc>
+        <w:tc>
+          <w:tcPr>
+            <w:tcW w:type="dxa" w:w="2154"/>
+            <w:tcBorders>
+              <w:top w:val="none"/>
+              <w:left w:val="none"/>
+              <w:bottom w:val="none"/>
+              <w:right w:val="none"/>
+            </w:tcBorders>
+          </w:tcPr>
+          <w:p>
+            <w:pPr>
+              <w:spacing w:line="240" w:lineRule="auto" w:before="60" w:after="60"/>
+              <w:ind w:firstLine="0"/>
+              <w:jc w:val="left"/>
+            </w:pPr>
+            <w:r/>
+            <w:r>
+              <w:rPr>
+                <w:rFonts w:ascii="Times New Roman" w:hAnsi="Times New Roman" w:eastAsia="方正仿宋简体" w:cs="Times New Roman"/>
+                <w:b w:val="0"/>
+                <w:i w:val="0"/>
+                <w:color w:val="000000"/>
+                <w:sz w:val="24"/>
+              </w:rPr>
+              <w:t>国务院政策文件库</w:t>
+            </w:r>
+          </w:p>
+        </w:tc>
+        <w:tc>
+          <w:tcPr>
+            <w:tcW w:type="dxa" w:w="1361"/>
+            <w:tcBorders>
+              <w:top w:val="none"/>
+              <w:left w:val="none"/>
+              <w:bottom w:val="none"/>
+              <w:right w:val="none"/>
+            </w:tcBorders>
+          </w:tcPr>
+          <w:p>
+            <w:pPr>
+              <w:spacing w:line="240" w:lineRule="auto" w:before="60" w:after="60"/>
+              <w:ind w:firstLine="0"/>
+              <w:jc w:val="center"/>
+            </w:pPr>
+            <w:r/>
+            <w:r>
+              <w:rPr>
+                <w:rFonts w:ascii="Times New Roman" w:hAnsi="Times New Roman" w:eastAsia="方正仿宋简体" w:cs="Times New Roman"/>
+                <w:b w:val="0"/>
+                <w:i w:val="0"/>
+                <w:color w:val="000000"/>
+                <w:sz w:val="24"/>
+              </w:rPr>
+              <w:t>2025-02-28</w:t>
+            </w:r>
+          </w:p>
+        </w:tc>
+      </w:tr>
+      <w:tr>
+        <w:tc>
+          <w:tcPr>
+            <w:tcW w:type="dxa" w:w="794"/>
+            <w:tcBorders>
+              <w:top w:val="none"/>
+              <w:left w:val="none"/>
+              <w:bottom w:val="none"/>
+              <w:right w:val="none"/>
+            </w:tcBorders>
+          </w:tcPr>
+          <w:p>
+            <w:pPr>
+              <w:spacing w:line="240" w:lineRule="auto" w:before="60" w:after="60"/>
+              <w:ind w:firstLine="0"/>
+              <w:jc w:val="center"/>
+            </w:pPr>
+            <w:r/>
+            <w:r>
+              <w:rPr>
+                <w:rFonts w:ascii="Times New Roman" w:hAnsi="Times New Roman" w:eastAsia="方正仿宋简体" w:cs="Times New Roman"/>
+                <w:b w:val="0"/>
+                <w:i w:val="0"/>
+                <w:color w:val="000000"/>
+                <w:sz w:val="24"/>
+              </w:rPr>
               <w:t>5</w:t>
             </w:r>
           </w:p>
@@ -711,7 +711,7 @@
                 <w:color w:val="000000"/>
                 <w:sz w:val="24"/>
               </w:rPr>
-              <w:t>国家卫生健康委办公厅关于印发2025年国家医疗质量安全改进目标的通知</w:t>
+              <w:t>国家中医药管理局关于印发《国家中医药管理局重点实验室管理办法》的通知</w:t>
             </w:r>
           </w:p>
         </w:tc>
@@ -740,7 +740,7 @@
                 <w:color w:val="000000"/>
                 <w:sz w:val="24"/>
               </w:rPr>
-              <w:t>国家卫生健康委办公厅</w:t>
+              <w:t>国家中医药局</w:t>
             </w:r>
           </w:p>
         </w:tc>
@@ -769,7 +769,7 @@
                 <w:color w:val="000000"/>
                 <w:sz w:val="24"/>
               </w:rPr>
-              <w:t>2025-03-21</w:t>
+              <w:t>2025-02-13</w:t>
             </w:r>
           </w:p>
         </w:tc>
@@ -829,7 +829,7 @@
                 <w:color w:val="000000"/>
                 <w:sz w:val="24"/>
               </w:rPr>
-              <w:t>国家医保局 人力资源社会保障部 国家卫生健康委 国家药监局关于加强药品追溯码在医疗保障和工伤保险领域采集应用的通知</w:t>
+              <w:t>国家卫生健康委 工业和信息化部 国家医保局 国家中医药局 国家疾控局 国家药监局关于　改革完善基层药品联动管理机制扩大基层药品种类的意见</w:t>
             </w:r>
           </w:p>
         </w:tc>
@@ -858,7 +858,7 @@
                 <w:color w:val="000000"/>
                 <w:sz w:val="24"/>
               </w:rPr>
-              <w:t>国家医保局 人力资源社会保障部 国家卫生健康委 国家药监局</w:t>
+              <w:t>国务院政策文件库</w:t>
             </w:r>
           </w:p>
         </w:tc>
@@ -887,7 +887,7 @@
                 <w:color w:val="000000"/>
                 <w:sz w:val="24"/>
               </w:rPr>
-              <w:t>2025-03-20</w:t>
+              <w:t>2025-02-10</w:t>
             </w:r>
           </w:p>
         </w:tc>
@@ -947,7 +947,7 @@
                 <w:color w:val="000000"/>
                 <w:sz w:val="24"/>
               </w:rPr>
-              <w:t>国务院办公厅关于提升中药质量促进中医药产业高质量发展的意见</w:t>
+              <w:t>国家卫生健康委 国家发展改革委 财政部 国家医保局 国家中医药局 国家疾控局 中央军委　后勤保障部卫生局关于进一步推进医疗机构检查检验结果互认的指导意见</w:t>
             </w:r>
           </w:p>
         </w:tc>
@@ -976,7 +976,7 @@
                 <w:color w:val="000000"/>
                 <w:sz w:val="24"/>
               </w:rPr>
-              <w:t>国务院办公厅</w:t>
+              <w:t>国务院政策文件库</w:t>
             </w:r>
           </w:p>
         </w:tc>
@@ -1005,7 +1005,7 @@
                 <w:color w:val="000000"/>
                 <w:sz w:val="24"/>
               </w:rPr>
-              <w:t>2025-03-20</w:t>
+              <w:t>2025-02-10</w:t>
             </w:r>
           </w:p>
         </w:tc>
@@ -1065,7 +1065,7 @@
                 <w:color w:val="000000"/>
                 <w:sz w:val="24"/>
               </w:rPr>
-              <w:t>国家药监局关于进一步调整和优化进口医疗器械产品在中国境内企业生产有关事项的公告</w:t>
+              <w:t>中央组织部 人力资源社会保障部 外交部 教育部 科技部 公安部 中国人民银行 海关总署　国家医保局 国家移民局关于进一步做好留学人才回国服务工作的意见</w:t>
             </w:r>
           </w:p>
         </w:tc>
@@ -1094,7 +1094,7 @@
                 <w:color w:val="000000"/>
                 <w:sz w:val="24"/>
               </w:rPr>
-              <w:t>国家药监局</w:t>
+              <w:t>国务院政策文件库</w:t>
             </w:r>
           </w:p>
         </w:tc>
@@ -1123,7 +1123,7 @@
                 <w:color w:val="000000"/>
                 <w:sz w:val="24"/>
               </w:rPr>
-              <w:t>2025-03-19</w:t>
+              <w:t>2025-02-10</w:t>
             </w:r>
           </w:p>
         </w:tc>
@@ -1225,137 +1225,7 @@
           <w:color w:val="000000"/>
           <w:sz w:val="24"/>
         </w:rPr>
-        <w:t>2. 《退役军人事务部 教育部 民政部 财政部 住房城乡建设部 国家卫生健康委 国家医保局关于　印发《困难退役军人帮扶援助工作规范》的通知　　困难退役军人帮扶援助工作规范》（发布机关：国务院政策文件库，发布日期：2025-03-30）</w:t>
-      </w:r>
-    </w:p>
-    <w:p>
-      <w:pPr>
-        <w:spacing w:line="360" w:lineRule="auto" w:before="0" w:after="60"/>
-        <w:ind w:firstLine="480"/>
-        <w:jc w:val="both"/>
-      </w:pPr>
-      <w:r>
-        <w:rPr>
-          <w:rFonts w:ascii="Times New Roman" w:hAnsi="Times New Roman" w:eastAsia="方正仿宋简体" w:cs="Times New Roman"/>
-          <w:b w:val="0"/>
-          <w:i w:val="0"/>
-          <w:color w:val="000000"/>
-          <w:sz w:val="24"/>
-        </w:rPr>
-        <w:t>文件主要内容与核心要点：退役军人事务部 教育部 民政部 财政部 住房城乡建设部 国家卫生健康委 国家医保局关于　印发《困难退役军人帮扶援助工作规范》的通知　　困难退役军人帮扶援助工作规范</w:t>
-      </w:r>
-      <w:r>
-        <w:rPr>
-          <w:rFonts w:ascii="Times New Roman" w:hAnsi="Times New Roman" w:eastAsia="方正仿宋简体" w:cs="Times New Roman"/>
-          <w:b w:val="0"/>
-          <w:i w:val="0"/>
-          <w:color w:val="000000"/>
-          <w:sz w:val="24"/>
-        </w:rPr>
-        <w:t>（官方原文直达：</w:t>
-      </w:r>
-      <w:r>
-        <w:rPr>
-          <w:rFonts w:ascii="Times New Roman" w:hAnsi="Times New Roman" w:eastAsia="方正仿宋简体" w:cs="Times New Roman"/>
-          <w:b w:val="0"/>
-          <w:i w:val="0"/>
-          <w:color w:val="004886"/>
-          <w:sz w:val="24"/>
-          <w:u w:val="single"/>
-        </w:rPr>
-        <w:t>https://www.gov.cn/gongbao/2025/issue_11946/202503/content_7015854.html</w:t>
-      </w:r>
-      <w:r>
-        <w:rPr>
-          <w:rFonts w:ascii="Times New Roman" w:hAnsi="Times New Roman" w:eastAsia="方正仿宋简体" w:cs="Times New Roman"/>
-          <w:b w:val="0"/>
-          <w:i w:val="0"/>
-          <w:color w:val="000000"/>
-          <w:sz w:val="24"/>
-        </w:rPr>
-        <w:t>）</w:t>
-      </w:r>
-    </w:p>
-    <w:p>
-      <w:pPr>
-        <w:spacing w:line="360" w:lineRule="auto" w:before="80" w:after="0"/>
-        <w:ind w:firstLine="480"/>
-        <w:jc w:val="both"/>
-      </w:pPr>
-      <w:r>
-        <w:rPr>
-          <w:rFonts w:ascii="Times New Roman" w:hAnsi="Times New Roman" w:eastAsia="方正仿宋简体" w:cs="Times New Roman"/>
-          <w:b/>
-          <w:i w:val="0"/>
-          <w:color w:val="000000"/>
-          <w:sz w:val="24"/>
-        </w:rPr>
-        <w:t>3. 《关于印发2023年度全国三级公立医院绩效监测分析情况的通报》（发布机关：国家卫生健康委 国家发展改革委 教育部 财政部 人力资源社会保障部 国家医保局 国家中医药局，发布日期：2025-03-28）</w:t>
-      </w:r>
-    </w:p>
-    <w:p>
-      <w:pPr>
-        <w:spacing w:line="360" w:lineRule="auto" w:before="0" w:after="60"/>
-        <w:ind w:firstLine="480"/>
-        <w:jc w:val="both"/>
-      </w:pPr>
-      <w:r>
-        <w:rPr>
-          <w:rFonts w:ascii="Times New Roman" w:hAnsi="Times New Roman" w:eastAsia="方正仿宋简体" w:cs="Times New Roman"/>
-          <w:b w:val="0"/>
-          <w:i w:val="0"/>
-          <w:color w:val="000000"/>
-          <w:sz w:val="24"/>
-        </w:rPr>
-        <w:t>文件主要内容与核心要点：部门要聚焦党的二十届三中全会作出的全面深化改革总目标，深入贯彻“实施健康优先发展战略”，推动建立完善健康优先发展的规划、投入、治理等政策法规体系。进一步总结和推广以三明为代表的一批典型地区的医改经验。</w:t>
-      </w:r>
-      <w:r>
-        <w:rPr>
-          <w:rFonts w:ascii="Times New Roman" w:hAnsi="Times New Roman" w:eastAsia="方正仿宋简体" w:cs="Times New Roman"/>
-          <w:b w:val="0"/>
-          <w:i w:val="0"/>
-          <w:color w:val="000000"/>
-          <w:sz w:val="24"/>
-        </w:rPr>
-        <w:t>（官方原文直达：</w:t>
-      </w:r>
-      <w:r>
-        <w:rPr>
-          <w:rFonts w:ascii="Times New Roman" w:hAnsi="Times New Roman" w:eastAsia="方正仿宋简体" w:cs="Times New Roman"/>
-          <w:b w:val="0"/>
-          <w:i w:val="0"/>
-          <w:color w:val="004886"/>
-          <w:sz w:val="24"/>
-          <w:u w:val="single"/>
-        </w:rPr>
-        <w:t>https://www.gov.cn/zhengce/zhengceku/202503/content_7016208.htm</w:t>
-      </w:r>
-      <w:r>
-        <w:rPr>
-          <w:rFonts w:ascii="Times New Roman" w:hAnsi="Times New Roman" w:eastAsia="方正仿宋简体" w:cs="Times New Roman"/>
-          <w:b w:val="0"/>
-          <w:i w:val="0"/>
-          <w:color w:val="000000"/>
-          <w:sz w:val="24"/>
-        </w:rPr>
-        <w:t>）</w:t>
-      </w:r>
-    </w:p>
-    <w:p>
-      <w:pPr>
-        <w:spacing w:line="360" w:lineRule="auto" w:before="80" w:after="0"/>
-        <w:ind w:firstLine="480"/>
-        <w:jc w:val="both"/>
-      </w:pPr>
-      <w:r>
-        <w:rPr>
-          <w:rFonts w:ascii="Times New Roman" w:hAnsi="Times New Roman" w:eastAsia="方正仿宋简体" w:cs="Times New Roman"/>
-          <w:b/>
-          <w:i w:val="0"/>
-          <w:color w:val="000000"/>
-          <w:sz w:val="24"/>
-        </w:rPr>
-        <w:t>4. 《国务院就业促进和劳动保护工作领导小组关于印发《加力重点领域、重点行业、城乡基层和中小微企业岗位挖潜扩容 支持重点群体就业创业实施方案》的通知》（发布机关：国务院就业促进和劳动保护工作领导小组，发布日期：2025-03-27）</w:t>
+        <w:t>2. 《国务院就业促进和劳动保护工作领导小组关于印发《加力重点领域、重点行业、城乡基层和中小微企业岗位挖潜扩容 支持重点群体就业创业实施方案》的通知》（发布机关：国务院就业促进和劳动保护工作领导小组，发布日期：2025-03-27）</w:t>
       </w:r>
     </w:p>
     <w:p>
@@ -1420,7 +1290,7 @@
           <w:color w:val="000000"/>
           <w:sz w:val="24"/>
         </w:rPr>
-        <w:t>5. 《国家卫生健康委办公厅关于印发2025年国家医疗质量安全改进目标的通知》（发布机关：国家卫生健康委办公厅，发布日期：2025-03-21）</w:t>
+        <w:t>3. 《国家医保局印发《神经系统类医疗服务价格项目立项指南（试行）》（脑机接口价格单独立项）》（发布机关：国家医疗保障局，发布日期：2025-03-12）</w:t>
       </w:r>
     </w:p>
     <w:p>
@@ -1437,7 +1307,7 @@
           <w:color w:val="000000"/>
           <w:sz w:val="24"/>
         </w:rPr>
-        <w:t>文件主要内容与核心要点：国家卫生健康委办公厅关于印发2025年国家医疗质量安全改进目标的通知</w:t>
+        <w:t>文件主要内容与核心要点：【脑机接口收费路径打通】将神经系统类价格项目整合为82项，前瞻性为脑机接口单独立项：设立“侵入式脑机接口置入费”“侵入式脑机接口取出费”“非侵入式脑机接口适配费”，脑机接口临床收费从此有规可依。</w:t>
       </w:r>
       <w:r>
         <w:rPr>
@@ -1458,7 +1328,7 @@
           <w:sz w:val="24"/>
           <w:u w:val="single"/>
         </w:rPr>
-        <w:t>https://www.gov.cn/zhengce/zhengceku/202503/content_7014945.htm</w:t>
+        <w:t>https://www.nhsa.gov.cn/art/2025/3/12/art_14_15946.html</w:t>
       </w:r>
       <w:r>
         <w:rPr>
@@ -1485,7 +1355,7 @@
           <w:color w:val="000000"/>
           <w:sz w:val="24"/>
         </w:rPr>
-        <w:t>6. 《国家医保局 人力资源社会保障部 国家卫生健康委 国家药监局关于加强药品追溯码在医疗保障和工伤保险领域采集应用的通知》（发布机关：国家医保局 人力资源社会保障部 国家卫生健康委 国家药监局，发布日期：2025-03-20）</w:t>
+        <w:t>4. 《国家卫生健康委 民政部 国家医保局 国家中医药局 国家疾控局关于促进医养结合服务高　质量发展的指导意见》（发布机关：国务院政策文件库，发布日期：2025-02-28）</w:t>
       </w:r>
     </w:p>
     <w:p>
@@ -1502,7 +1372,7 @@
           <w:color w:val="000000"/>
           <w:sz w:val="24"/>
         </w:rPr>
-        <w:t>文件主要内容与核心要点：国家医保局 人力资源社会保障部 国家卫生健康委 国家药监局关于加强药品追溯码在医疗保障和工伤保险领域采集应用的通知</w:t>
+        <w:t>文件主要内容与核心要点：国家卫生健康委 民政部 国家医保局 国家中医药局 国家疾控局关于促进医养结合服务高　质量发展的指导意见</w:t>
       </w:r>
       <w:r>
         <w:rPr>
@@ -1523,7 +1393,7 @@
           <w:sz w:val="24"/>
           <w:u w:val="single"/>
         </w:rPr>
-        <w:t>https://www.gov.cn/zhengce/zhengceku/202503/content_7014584.htm</w:t>
+        <w:t>https://www.gov.cn/gongbao/2025/issue_11886/202502/content_7007110.html</w:t>
       </w:r>
       <w:r>
         <w:rPr>
@@ -1550,7 +1420,7 @@
           <w:color w:val="000000"/>
           <w:sz w:val="24"/>
         </w:rPr>
-        <w:t>7. 《国务院办公厅关于提升中药质量促进中医药产业高质量发展的意见》（发布机关：国务院办公厅，发布日期：2025-03-20）</w:t>
+        <w:t>5. 《国家中医药管理局关于印发《国家中医药管理局重点实验室管理办法》的通知》（发布机关：国家中医药局，发布日期：2025-02-13）</w:t>
       </w:r>
     </w:p>
     <w:p>
@@ -1567,7 +1437,7 @@
           <w:color w:val="000000"/>
           <w:sz w:val="24"/>
         </w:rPr>
-        <w:t>文件主要内容与核心要点：国务院办公厅关于提升中药质量促进中医药产业高质量发展的意见</w:t>
+        <w:t>文件主要内容与核心要点：国家中医药管理局关于印发《国家中医药管理局重点实验室管理办法》的通知</w:t>
       </w:r>
       <w:r>
         <w:rPr>
@@ -1588,7 +1458,7 @@
           <w:sz w:val="24"/>
           <w:u w:val="single"/>
         </w:rPr>
-        <w:t>https://www.gov.cn/zhengce/zhengceku/202503/content_7014717.htm</w:t>
+        <w:t>https://www.gov.cn/zhengce/zhengceku/202502/content_7003583.htm</w:t>
       </w:r>
       <w:r>
         <w:rPr>
@@ -1615,7 +1485,7 @@
           <w:color w:val="000000"/>
           <w:sz w:val="24"/>
         </w:rPr>
-        <w:t>8. 《国家药监局关于进一步调整和优化进口医疗器械产品在中国境内企业生产有关事项的公告》（发布机关：国家药监局，发布日期：2025-03-19）</w:t>
+        <w:t>6. 《国家卫生健康委 工业和信息化部 国家医保局 国家中医药局 国家疾控局 国家药监局关于　改革完善基层药品联动管理机制扩大基层药品种类的意见》（发布机关：国务院政策文件库，发布日期：2025-02-10）</w:t>
       </w:r>
     </w:p>
     <w:p>
@@ -1632,7 +1502,7 @@
           <w:color w:val="000000"/>
           <w:sz w:val="24"/>
         </w:rPr>
-        <w:t>文件主要内容与核心要点：国家药监局关于进一步调整和优化进口医疗器械产品在中国境内企业生产有关事项的公告</w:t>
+        <w:t>文件主要内容与核心要点：国家卫生健康委 工业和信息化部 国家医保局 国家中医药局 国家疾控局 国家药监局关于　改革完善基层药品联动管理机制扩大基层药品种类的意见</w:t>
       </w:r>
       <w:r>
         <w:rPr>
@@ -1653,7 +1523,137 @@
           <w:sz w:val="24"/>
           <w:u w:val="single"/>
         </w:rPr>
-        <w:t>https://www.gov.cn/zhengce/zhengceku/202503/content_7014420.htm</w:t>
+        <w:t>https://www.gov.cn/gongbao/2025/issue_11846/202502/content_7002778.html</w:t>
+      </w:r>
+      <w:r>
+        <w:rPr>
+          <w:rFonts w:ascii="Times New Roman" w:hAnsi="Times New Roman" w:eastAsia="方正仿宋简体" w:cs="Times New Roman"/>
+          <w:b w:val="0"/>
+          <w:i w:val="0"/>
+          <w:color w:val="000000"/>
+          <w:sz w:val="24"/>
+        </w:rPr>
+        <w:t>）</w:t>
+      </w:r>
+    </w:p>
+    <w:p>
+      <w:pPr>
+        <w:spacing w:line="360" w:lineRule="auto" w:before="80" w:after="0"/>
+        <w:ind w:firstLine="480"/>
+        <w:jc w:val="both"/>
+      </w:pPr>
+      <w:r>
+        <w:rPr>
+          <w:rFonts w:ascii="Times New Roman" w:hAnsi="Times New Roman" w:eastAsia="方正仿宋简体" w:cs="Times New Roman"/>
+          <w:b/>
+          <w:i w:val="0"/>
+          <w:color w:val="000000"/>
+          <w:sz w:val="24"/>
+        </w:rPr>
+        <w:t>7. 《国家卫生健康委 国家发展改革委 财政部 国家医保局 国家中医药局 国家疾控局 中央军委　后勤保障部卫生局关于进一步推进医疗机构检查检验结果互认的指导意见》（发布机关：国务院政策文件库，发布日期：2025-02-10）</w:t>
+      </w:r>
+    </w:p>
+    <w:p>
+      <w:pPr>
+        <w:spacing w:line="360" w:lineRule="auto" w:before="0" w:after="60"/>
+        <w:ind w:firstLine="480"/>
+        <w:jc w:val="both"/>
+      </w:pPr>
+      <w:r>
+        <w:rPr>
+          <w:rFonts w:ascii="Times New Roman" w:hAnsi="Times New Roman" w:eastAsia="方正仿宋简体" w:cs="Times New Roman"/>
+          <w:b w:val="0"/>
+          <w:i w:val="0"/>
+          <w:color w:val="000000"/>
+          <w:sz w:val="24"/>
+        </w:rPr>
+        <w:t>文件主要内容与核心要点：国家卫生健康委 国家发展改革委 财政部 国家医保局 国家中医药局 国家疾控局 中央军委　后勤保障部卫生局关于进一步推进医疗机构检查检验结果互认的指导意见</w:t>
+      </w:r>
+      <w:r>
+        <w:rPr>
+          <w:rFonts w:ascii="Times New Roman" w:hAnsi="Times New Roman" w:eastAsia="方正仿宋简体" w:cs="Times New Roman"/>
+          <w:b w:val="0"/>
+          <w:i w:val="0"/>
+          <w:color w:val="000000"/>
+          <w:sz w:val="24"/>
+        </w:rPr>
+        <w:t>（官方原文直达：</w:t>
+      </w:r>
+      <w:r>
+        <w:rPr>
+          <w:rFonts w:ascii="Times New Roman" w:hAnsi="Times New Roman" w:eastAsia="方正仿宋简体" w:cs="Times New Roman"/>
+          <w:b w:val="0"/>
+          <w:i w:val="0"/>
+          <w:color w:val="004886"/>
+          <w:sz w:val="24"/>
+          <w:u w:val="single"/>
+        </w:rPr>
+        <w:t>https://www.gov.cn/gongbao/2025/issue_11846/202502/content_7002779.html</w:t>
+      </w:r>
+      <w:r>
+        <w:rPr>
+          <w:rFonts w:ascii="Times New Roman" w:hAnsi="Times New Roman" w:eastAsia="方正仿宋简体" w:cs="Times New Roman"/>
+          <w:b w:val="0"/>
+          <w:i w:val="0"/>
+          <w:color w:val="000000"/>
+          <w:sz w:val="24"/>
+        </w:rPr>
+        <w:t>）</w:t>
+      </w:r>
+    </w:p>
+    <w:p>
+      <w:pPr>
+        <w:spacing w:line="360" w:lineRule="auto" w:before="80" w:after="0"/>
+        <w:ind w:firstLine="480"/>
+        <w:jc w:val="both"/>
+      </w:pPr>
+      <w:r>
+        <w:rPr>
+          <w:rFonts w:ascii="Times New Roman" w:hAnsi="Times New Roman" w:eastAsia="方正仿宋简体" w:cs="Times New Roman"/>
+          <w:b/>
+          <w:i w:val="0"/>
+          <w:color w:val="000000"/>
+          <w:sz w:val="24"/>
+        </w:rPr>
+        <w:t>8. 《中央组织部 人力资源社会保障部 外交部 教育部 科技部 公安部 中国人民银行 海关总署　国家医保局 国家移民局关于进一步做好留学人才回国服务工作的意见》（发布机关：国务院政策文件库，发布日期：2025-02-10）</w:t>
+      </w:r>
+    </w:p>
+    <w:p>
+      <w:pPr>
+        <w:spacing w:line="360" w:lineRule="auto" w:before="0" w:after="60"/>
+        <w:ind w:firstLine="480"/>
+        <w:jc w:val="both"/>
+      </w:pPr>
+      <w:r>
+        <w:rPr>
+          <w:rFonts w:ascii="Times New Roman" w:hAnsi="Times New Roman" w:eastAsia="方正仿宋简体" w:cs="Times New Roman"/>
+          <w:b w:val="0"/>
+          <w:i w:val="0"/>
+          <w:color w:val="000000"/>
+          <w:sz w:val="24"/>
+        </w:rPr>
+        <w:t>文件主要内容与核心要点：中央组织部 人力资源社会保障部 外交部 教育部 科技部 公安部 中国人民银行 海关总署　国家医保局 国家移民局关于进一步做好留学人才回国服务工作的意见</w:t>
+      </w:r>
+      <w:r>
+        <w:rPr>
+          <w:rFonts w:ascii="Times New Roman" w:hAnsi="Times New Roman" w:eastAsia="方正仿宋简体" w:cs="Times New Roman"/>
+          <w:b w:val="0"/>
+          <w:i w:val="0"/>
+          <w:color w:val="000000"/>
+          <w:sz w:val="24"/>
+        </w:rPr>
+        <w:t>（官方原文直达：</w:t>
+      </w:r>
+      <w:r>
+        <w:rPr>
+          <w:rFonts w:ascii="Times New Roman" w:hAnsi="Times New Roman" w:eastAsia="方正仿宋简体" w:cs="Times New Roman"/>
+          <w:b w:val="0"/>
+          <w:i w:val="0"/>
+          <w:color w:val="004886"/>
+          <w:sz w:val="24"/>
+          <w:u w:val="single"/>
+        </w:rPr>
+        <w:t>https://www.gov.cn/gongbao/2025/issue_11846/202502/content_7002784.html</w:t>
       </w:r>
       <w:r>
         <w:rPr>
